--- a/resume-builder-app/template/ressumetemp.docx
+++ b/resume-builder-app/template/ressumetemp.docx
@@ -119,7 +119,7 @@
           </mc:Choice>
           <mc:Fallback>
             <w:pict>
-              <v:shape w14:anchorId="69BBE8ED" id="Graphic 1" o:spid="_x0000_s1026" style="position:absolute;margin-left:4.35pt;margin-top:100.8pt;width:588.7pt;height:.1pt;z-index:251656192;visibility:visible;mso-wrap-style:square;mso-wrap-distance-left:0;mso-wrap-distance-top:0;mso-wrap-distance-right:0;mso-wrap-distance-bottom:0;mso-position-horizontal:absolute;mso-position-horizontal-relative:page;mso-position-vertical:absolute;mso-position-vertical-relative:page;v-text-anchor:top" coordsize="7476490,1270" o:gfxdata="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" path="m,l7476234,e" filled="f" strokeweight="1pt">
+              <v:shape w14:anchorId="0C2173BA" id="Graphic 1" o:spid="_x0000_s1026" style="position:absolute;margin-left:4.35pt;margin-top:100.8pt;width:588.7pt;height:.1pt;z-index:251656192;visibility:visible;mso-wrap-style:square;mso-wrap-distance-left:0;mso-wrap-distance-top:0;mso-wrap-distance-right:0;mso-wrap-distance-bottom:0;mso-position-horizontal:absolute;mso-position-horizontal-relative:page;mso-position-vertical:absolute;mso-position-vertical-relative:page;v-text-anchor:top" coordsize="7476490,1270" o:gfxdata="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" path="m,l7476234,e" filled="f" strokeweight="1pt">
                 <v:path arrowok="t"/>
                 <w10:wrap anchorx="page" anchory="page"/>
               </v:shape>
@@ -154,7 +154,6 @@
         <w:ind w:left="0" w:firstLine="0"/>
         <w:jc w:val="center"/>
         <w:rPr>
-          <w:rFonts w:ascii="Times New Roman"/>
           <w:sz w:val="19"/>
         </w:rPr>
       </w:pPr>
@@ -231,63 +230,15 @@
         </w:rPr>
         <w:t xml:space="preserve"> </w:t>
       </w:r>
-      <w:hyperlink r:id="rId6">
-        <w:r>
-          <w:rPr>
-            <w:color w:val="0000FF"/>
-            <w:spacing w:val="5"/>
-            <w:position w:val="1"/>
-            <w:sz w:val="22"/>
-            <w:szCs w:val="22"/>
-            <w:u w:val="single" w:color="0000FF"/>
-          </w:rPr>
-          <w:t xml:space="preserve"> </w:t>
-        </w:r>
-      </w:hyperlink>
-      <w:r>
-        <w:rPr>
-          <w:color w:val="0000FF"/>
-          <w:spacing w:val="-2"/>
-          <w:position w:val="1"/>
-          <w:sz w:val="22"/>
-          <w:szCs w:val="22"/>
-          <w:u w:val="single" w:color="0000FF"/>
-        </w:rPr>
+      <w:r>
         <w:t>{{</w:t>
       </w:r>
-      <w:proofErr w:type="gramStart"/>
-      <w:r>
-        <w:rPr>
-          <w:color w:val="0000FF"/>
-          <w:spacing w:val="-2"/>
-          <w:position w:val="1"/>
-          <w:sz w:val="22"/>
-          <w:szCs w:val="22"/>
-          <w:u w:val="single" w:color="0000FF"/>
-        </w:rPr>
-        <w:t>e</w:t>
-      </w:r>
-      <w:r>
-        <w:rPr>
-          <w:color w:val="0000FF"/>
-          <w:spacing w:val="-2"/>
-          <w:position w:val="1"/>
-          <w:sz w:val="22"/>
-          <w:szCs w:val="22"/>
-          <w:u w:val="single" w:color="0000FF"/>
-        </w:rPr>
-        <w:t>mail</w:t>
-      </w:r>
-      <w:proofErr w:type="gramEnd"/>
-      <w:r>
-        <w:rPr>
-          <w:color w:val="0000FF"/>
-          <w:spacing w:val="-2"/>
-          <w:position w:val="1"/>
-          <w:sz w:val="22"/>
-          <w:szCs w:val="22"/>
-          <w:u w:val="single" w:color="0000FF"/>
-        </w:rPr>
+      <w:r>
+        <w:t>email</w:t>
+      </w:r>
+      <w:bookmarkStart w:id="0" w:name="_GoBack"/>
+      <w:bookmarkEnd w:id="0"/>
+      <w:r>
         <w:t>}}</w:t>
       </w:r>
     </w:p>
@@ -302,54 +253,17 @@
           <w:sz w:val="19"/>
         </w:rPr>
       </w:pPr>
-      <w:hyperlink r:id="rId7">
-        <w:r>
-          <w:rPr>
-            <w:rFonts w:ascii="Calibri"/>
-            <w:color w:val="0461C1"/>
-            <w:spacing w:val="-2"/>
-            <w:sz w:val="22"/>
-            <w:szCs w:val="22"/>
-            <w:u w:val="single" w:color="0461C1"/>
-          </w:rPr>
-          <w:t>{{</w:t>
-        </w:r>
-        <w:proofErr w:type="spellStart"/>
-        <w:proofErr w:type="gramStart"/>
-        <w:r>
-          <w:rPr>
-            <w:rFonts w:ascii="Calibri"/>
-            <w:color w:val="0461C1"/>
-            <w:spacing w:val="-2"/>
-            <w:sz w:val="22"/>
-            <w:szCs w:val="22"/>
-            <w:u w:val="single" w:color="0461C1"/>
-          </w:rPr>
-          <w:t>g</w:t>
-        </w:r>
-        <w:r>
-          <w:rPr>
-            <w:rFonts w:ascii="Calibri"/>
-            <w:color w:val="0461C1"/>
-            <w:spacing w:val="-2"/>
-            <w:sz w:val="22"/>
-            <w:szCs w:val="22"/>
-            <w:u w:val="single" w:color="0461C1"/>
-          </w:rPr>
-          <w:t>ithub</w:t>
-        </w:r>
-        <w:proofErr w:type="spellEnd"/>
-        <w:proofErr w:type="gramEnd"/>
-      </w:hyperlink>
-      <w:r>
-        <w:rPr>
-          <w:rFonts w:ascii="Calibri"/>
-          <w:color w:val="0461C1"/>
-          <w:spacing w:val="-2"/>
-          <w:sz w:val="22"/>
-          <w:szCs w:val="22"/>
-          <w:u w:val="single" w:color="0461C1"/>
-        </w:rPr>
+      <w:r>
+        <w:t>{{</w:t>
+      </w:r>
+      <w:proofErr w:type="spellStart"/>
+      <w:proofErr w:type="gramStart"/>
+      <w:r>
+        <w:t>github</w:t>
+      </w:r>
+      <w:proofErr w:type="spellEnd"/>
+      <w:proofErr w:type="gramEnd"/>
+      <w:r>
         <w:t>}}</w:t>
       </w:r>
     </w:p>
@@ -364,34 +278,30 @@
           <w:sz w:val="19"/>
         </w:rPr>
       </w:pPr>
-      <w:hyperlink r:id="rId8" w:history="1">
-        <w:r>
-          <w:rPr>
-            <w:rStyle w:val="Hyperlink"/>
-            <w:rFonts w:ascii="Calibri"/>
-            <w:spacing w:val="-2"/>
-            <w:sz w:val="22"/>
-            <w:szCs w:val="22"/>
-            <w:u w:color="0461C1"/>
-          </w:rPr>
-          <w:t>{{</w:t>
-        </w:r>
-        <w:proofErr w:type="spellStart"/>
-        <w:proofErr w:type="gramStart"/>
-        <w:r>
-          <w:rPr>
-            <w:rStyle w:val="Hyperlink"/>
-            <w:rFonts w:ascii="Calibri"/>
-            <w:spacing w:val="-2"/>
-            <w:sz w:val="22"/>
-            <w:szCs w:val="22"/>
-            <w:u w:color="0461C1"/>
-          </w:rPr>
-          <w:t>linkedin</w:t>
-        </w:r>
-        <w:proofErr w:type="spellEnd"/>
-        <w:proofErr w:type="gramEnd"/>
-      </w:hyperlink>
+      <w:r>
+        <w:rPr>
+          <w:rFonts w:ascii="Calibri"/>
+          <w:spacing w:val="-2"/>
+          <w:sz w:val="22"/>
+          <w:szCs w:val="22"/>
+          <w:u w:color="0461C1"/>
+        </w:rPr>
+        <w:t>{{</w:t>
+      </w:r>
+      <w:proofErr w:type="spellStart"/>
+      <w:proofErr w:type="gramStart"/>
+      <w:r>
+        <w:rPr>
+          <w:rFonts w:ascii="Calibri"/>
+          <w:spacing w:val="-2"/>
+          <w:sz w:val="22"/>
+          <w:szCs w:val="22"/>
+          <w:u w:color="0461C1"/>
+        </w:rPr>
+        <w:t>linkedin</w:t>
+      </w:r>
+      <w:proofErr w:type="spellEnd"/>
+      <w:proofErr w:type="gramEnd"/>
       <w:r>
         <w:rPr>
           <w:rFonts w:ascii="Calibri"/>
@@ -507,7 +417,6 @@
         </w:tabs>
         <w:spacing w:before="0" w:line="177" w:lineRule="exact"/>
         <w:ind w:left="1363" w:hanging="359"/>
-        <w:jc w:val="both"/>
         <w:rPr>
           <w:sz w:val="18"/>
         </w:rPr>
@@ -566,7 +475,6 @@
           <w:tab w:val="left" w:pos="1363"/>
         </w:tabs>
         <w:ind w:left="1363" w:hanging="359"/>
-        <w:jc w:val="both"/>
         <w:rPr>
           <w:sz w:val="18"/>
         </w:rPr>
@@ -686,7 +594,6 @@
         </w:tabs>
         <w:spacing w:before="51"/>
         <w:ind w:left="1363" w:hanging="359"/>
-        <w:jc w:val="both"/>
         <w:rPr>
           <w:sz w:val="18"/>
         </w:rPr>
@@ -737,7 +644,6 @@
         </w:tabs>
         <w:spacing w:before="33" w:line="276" w:lineRule="auto"/>
         <w:ind w:right="1480"/>
-        <w:jc w:val="both"/>
         <w:rPr>
           <w:sz w:val="18"/>
         </w:rPr>
@@ -789,7 +695,6 @@
         </w:tabs>
         <w:spacing w:before="4"/>
         <w:ind w:left="1363" w:hanging="359"/>
-        <w:jc w:val="both"/>
         <w:rPr>
           <w:sz w:val="18"/>
         </w:rPr>
@@ -1070,7 +975,6 @@
           <w:tab w:val="left" w:pos="3718"/>
         </w:tabs>
         <w:spacing w:before="4"/>
-        <w:jc w:val="both"/>
         <w:rPr>
           <w:sz w:val="18"/>
         </w:rPr>
@@ -1111,7 +1015,6 @@
           <w:tab w:val="left" w:pos="1363"/>
         </w:tabs>
         <w:ind w:left="1363" w:hanging="359"/>
-        <w:jc w:val="both"/>
         <w:rPr>
           <w:sz w:val="18"/>
         </w:rPr>
@@ -1178,7 +1081,6 @@
         </w:tabs>
         <w:spacing w:before="7"/>
         <w:ind w:left="1363" w:hanging="359"/>
-        <w:jc w:val="both"/>
         <w:rPr>
           <w:sz w:val="18"/>
         </w:rPr>
@@ -1226,7 +1128,6 @@
         </w:tabs>
         <w:spacing w:before="55"/>
         <w:ind w:left="1363" w:hanging="359"/>
-        <w:jc w:val="both"/>
         <w:rPr>
           <w:sz w:val="18"/>
         </w:rPr>
@@ -1891,7 +1792,6 @@
         <w:pStyle w:val="BodyText"/>
         <w:spacing w:before="1" w:line="276" w:lineRule="auto"/>
         <w:ind w:left="1882" w:right="2087" w:hanging="1224"/>
-        <w:jc w:val="both"/>
       </w:pPr>
       <w:r>
         <w:rPr>
@@ -1916,7 +1816,6 @@
         <w:pStyle w:val="BodyText"/>
         <w:spacing w:before="118"/>
         <w:ind w:left="658" w:firstLine="0"/>
-        <w:jc w:val="both"/>
       </w:pPr>
       <w:r>
         <w:rPr>
@@ -1939,7 +1838,6 @@
       <w:pPr>
         <w:spacing w:before="157"/>
         <w:ind w:left="658"/>
-        <w:jc w:val="both"/>
         <w:rPr>
           <w:sz w:val="18"/>
         </w:rPr>
@@ -2061,7 +1959,7 @@
                     <pic:cNvPicPr/>
                   </pic:nvPicPr>
                   <pic:blipFill>
-                    <a:blip r:embed="rId9" cstate="print"/>
+                    <a:blip r:embed="rId6" cstate="print"/>
                     <a:stretch>
                       <a:fillRect/>
                     </a:stretch>
@@ -2092,8 +1990,6 @@
           <w:sz w:val="17"/>
         </w:rPr>
       </w:pPr>
-      <w:bookmarkStart w:id="0" w:name="_GoBack"/>
-      <w:bookmarkEnd w:id="0"/>
     </w:p>
     <w:sectPr>
       <w:pgSz w:w="11920" w:h="16860"/>
